--- a/World Changing Force/第一周-课程作品预选题-邓宇帆-2026011122.docx
+++ b/World Changing Force/第一周-课程作品预选题-邓宇帆-2026011122.docx
@@ -44,7 +44,6 @@
     <w:p>
       <w:pPr>
         <w:rPr>
-          <w:rFonts w:hint="eastAsia"/>
           <w:b/>
         </w:rPr>
       </w:pPr>
@@ -66,7 +65,6 @@
     <w:p>
       <w:pPr>
         <w:rPr>
-          <w:rFonts w:hint="eastAsia"/>
           <w:b/>
         </w:rPr>
       </w:pPr>
@@ -179,6 +177,48 @@
                 <w:b/>
               </w:rPr>
             </w:pPr>
+            <w:r>
+              <w:rPr>
+                <w:rFonts w:hint="eastAsia"/>
+                <w:b/>
+              </w:rPr>
+              <w:t>带着行李箱时，什么时候用两个轮子</w:t>
+            </w:r>
+            <w:r>
+              <w:rPr>
+                <w:rFonts w:hint="eastAsia"/>
+                <w:b/>
+              </w:rPr>
+              <w:t>拉</w:t>
+            </w:r>
+            <w:r>
+              <w:rPr>
+                <w:rFonts w:hint="eastAsia"/>
+                <w:b/>
+              </w:rPr>
+              <w:t>更</w:t>
+            </w:r>
+            <w:r>
+              <w:rPr>
+                <w:rFonts w:hint="eastAsia"/>
+                <w:b/>
+              </w:rPr>
+              <w:t>好，什么时候用四个轮子推</w:t>
+            </w:r>
+            <w:r>
+              <w:rPr>
+                <w:rFonts w:hint="eastAsia"/>
+                <w:b/>
+              </w:rPr>
+              <w:t>更</w:t>
+            </w:r>
+            <w:r>
+              <w:rPr>
+                <w:rFonts w:hint="eastAsia"/>
+                <w:b/>
+              </w:rPr>
+              <w:t>好？</w:t>
+            </w:r>
           </w:p>
           <w:p>
             <w:pPr>
@@ -234,13 +274,91 @@
             <w:pPr>
               <w:pStyle w:val="a7"/>
               <w:ind w:firstLineChars="0" w:firstLine="0"/>
-            </w:pPr>
+              <w:rPr>
+                <w:rFonts w:hint="eastAsia"/>
+              </w:rPr>
+            </w:pPr>
+            <w:r>
+              <w:rPr>
+                <w:rFonts w:hint="eastAsia"/>
+              </w:rPr>
+              <w:t>我在来往北京的时候经常会带一个行李箱，为了省力会不断变换姿势，但是始终找不到一个最优的方式。</w:t>
+            </w:r>
           </w:p>
           <w:p>
             <w:pPr>
               <w:pStyle w:val="a7"/>
               <w:ind w:firstLineChars="0" w:firstLine="0"/>
             </w:pPr>
+            <w:r>
+              <w:rPr>
+                <w:rFonts w:hint="eastAsia"/>
+              </w:rPr>
+              <w:t>涉及到的力效应包括拉动/推动行李箱，手感受到</w:t>
+            </w:r>
+            <w:r>
+              <w:rPr>
+                <w:rFonts w:hint="eastAsia"/>
+              </w:rPr>
+              <w:t>反作用力</w:t>
+            </w:r>
+            <w:r>
+              <w:rPr>
+                <w:rFonts w:hint="eastAsia"/>
+              </w:rPr>
+              <w:t>。</w:t>
+            </w:r>
+          </w:p>
+          <w:p>
+            <w:pPr>
+              <w:pStyle w:val="a7"/>
+              <w:ind w:firstLineChars="0" w:firstLine="0"/>
+              <w:rPr>
+                <w:rFonts w:hint="eastAsia"/>
+              </w:rPr>
+            </w:pPr>
+            <w:r>
+              <w:rPr>
+                <w:rFonts w:hint="eastAsia"/>
+              </w:rPr>
+              <w:t>我希望能对于不同的情境（</w:t>
+            </w:r>
+            <w:r>
+              <w:rPr>
+                <w:rFonts w:hint="eastAsia"/>
+              </w:rPr>
+              <w:t>地面摩擦系数、箱子的重量</w:t>
+            </w:r>
+            <w:r>
+              <w:rPr>
+                <w:rFonts w:hint="eastAsia"/>
+              </w:rPr>
+              <w:t>）</w:t>
+            </w:r>
+            <w:r>
+              <w:rPr>
+                <w:rFonts w:hint="eastAsia"/>
+              </w:rPr>
+              <w:t>在两种方式之间找到更优的一种，并且设计出一个较好的</w:t>
+            </w:r>
+            <w:r>
+              <w:rPr>
+                <w:rFonts w:hint="eastAsia"/>
+              </w:rPr>
+              <w:t>行李箱结构</w:t>
+            </w:r>
+            <w:r>
+              <w:rPr>
+                <w:rFonts w:hint="eastAsia"/>
+              </w:rPr>
+              <w:t>。</w:t>
+            </w:r>
+            <w:r>
+              <w:rPr>
+                <w:rFonts w:hint="eastAsia"/>
+              </w:rPr>
+              <w:t>如果可能的话，可以进一步研究越障能力和稳定性。</w:t>
+            </w:r>
           </w:p>
           <w:p>
             <w:pPr>
@@ -296,16 +414,91 @@
               <w:pStyle w:val="a7"/>
               <w:ind w:firstLineChars="0" w:firstLine="0"/>
               <w:rPr>
-                <w:b/>
-              </w:rPr>
-            </w:pPr>
-          </w:p>
-          <w:p>
-            <w:pPr>
-              <w:rPr>
-                <w:b/>
-              </w:rPr>
-            </w:pPr>
+                <w:rFonts w:hint="eastAsia"/>
+                <w:b/>
+              </w:rPr>
+            </w:pPr>
+            <w:r>
+              <w:rPr>
+                <w:rFonts w:hint="eastAsia"/>
+                <w:b/>
+              </w:rPr>
+              <w:t>这个选题</w:t>
+            </w:r>
+            <w:proofErr w:type="gramStart"/>
+            <w:r>
+              <w:rPr>
+                <w:rFonts w:hint="eastAsia"/>
+                <w:b/>
+              </w:rPr>
+              <w:t>是 力</w:t>
+            </w:r>
+            <w:proofErr w:type="gramEnd"/>
+            <w:r>
+              <w:rPr>
+                <w:rFonts w:hint="eastAsia"/>
+                <w:b/>
+              </w:rPr>
+              <w:t>+</w:t>
+            </w:r>
+            <w:r>
+              <w:rPr>
+                <w:rFonts w:hint="eastAsia"/>
+                <w:b/>
+              </w:rPr>
+              <w:t>摩擦学</w:t>
+            </w:r>
+            <w:r>
+              <w:rPr>
+                <w:rFonts w:hint="eastAsia"/>
+                <w:b/>
+              </w:rPr>
+              <w:t>+</w:t>
+            </w:r>
+            <w:r>
+              <w:rPr>
+                <w:rFonts w:hint="eastAsia"/>
+                <w:b/>
+              </w:rPr>
+              <w:t>机械</w:t>
+            </w:r>
+            <w:proofErr w:type="gramStart"/>
+            <w:r>
+              <w:rPr>
+                <w:rFonts w:hint="eastAsia"/>
+                <w:b/>
+              </w:rPr>
+              <w:t>设计</w:t>
+            </w:r>
+            <w:r>
+              <w:rPr>
+                <w:rFonts w:hint="eastAsia"/>
+                <w:b/>
+              </w:rPr>
+              <w:t xml:space="preserve"> 的</w:t>
+            </w:r>
+            <w:proofErr w:type="gramEnd"/>
+            <w:r>
+              <w:rPr>
+                <w:rFonts w:hint="eastAsia"/>
+                <w:b/>
+              </w:rPr>
+              <w:t>交叉，需要研究行李箱受到的拉力/推力，以及重力和滚动摩擦力的受力分析，且要研究</w:t>
+            </w:r>
+            <w:r>
+              <w:rPr>
+                <w:rFonts w:hint="eastAsia"/>
+                <w:b/>
+              </w:rPr>
+              <w:t>不同行李箱比例对施力的影响</w:t>
+            </w:r>
+            <w:r>
+              <w:rPr>
+                <w:rFonts w:hint="eastAsia"/>
+                <w:b/>
+              </w:rPr>
+              <w:t>。</w:t>
+            </w:r>
           </w:p>
           <w:p>
             <w:pPr>
@@ -358,20 +551,22 @@
           <w:p>
             <w:pPr>
               <w:rPr>
-                <w:b/>
-              </w:rPr>
-            </w:pPr>
-          </w:p>
-          <w:p>
-            <w:pPr>
-              <w:rPr>
-                <w:b/>
-              </w:rPr>
-            </w:pPr>
-          </w:p>
-          <w:p>
-            <w:pPr>
-              <w:rPr>
+                <w:rFonts w:hint="eastAsia"/>
+                <w:b/>
+              </w:rPr>
+            </w:pPr>
+            <w:r>
+              <w:rPr>
+                <w:rFonts w:hint="eastAsia"/>
+                <w:b/>
+              </w:rPr>
+              <w:t>我可以利用 AI 来研究受力分析的定量分析，并且可以在具体实验时用 AI 分析录像来直接得到实验数据（推/拉行李箱的角度）。</w:t>
+            </w:r>
+          </w:p>
+          <w:p>
+            <w:pPr>
+              <w:rPr>
+                <w:rFonts w:hint="eastAsia"/>
                 <w:b/>
               </w:rPr>
             </w:pPr>
@@ -407,16 +602,17 @@
           <w:p>
             <w:pPr>
               <w:rPr>
-                <w:b/>
-              </w:rPr>
-            </w:pPr>
-          </w:p>
-          <w:p>
-            <w:pPr>
-              <w:rPr>
-                <w:b/>
-              </w:rPr>
-            </w:pPr>
+                <w:rFonts w:hint="eastAsia"/>
+                <w:b/>
+              </w:rPr>
+            </w:pPr>
+            <w:r>
+              <w:rPr>
+                <w:rFonts w:hint="eastAsia"/>
+                <w:b/>
+              </w:rPr>
+              <w:t>最终成果是关于何时该用何种姿势的结论，以及一个较优行李箱的设计。如果需要展示的话，还可以展示不同重量的行李箱在不同路面上的两种姿势的施力大小的对比。</w:t>
+            </w:r>
           </w:p>
           <w:p/>
           <w:p>
@@ -466,8 +662,40 @@
               <w:t>日的学习沙龙）：</w:t>
             </w:r>
           </w:p>
-          <w:p/>
-          <w:p/>
+          <w:p>
+            <w:r>
+              <w:rPr>
+                <w:rFonts w:hint="eastAsia"/>
+              </w:rPr>
+              <w:t>实验上需要准备多个行李箱，以及不同摩擦系数的路面。</w:t>
+            </w:r>
+            <w:r>
+              <w:rPr>
+                <w:rFonts w:hint="eastAsia"/>
+              </w:rPr>
+              <w:t>需要有能够测出施力的装置，以及测量各种数据的设备。</w:t>
+            </w:r>
+          </w:p>
+          <w:p>
+            <w:r>
+              <w:rPr>
+                <w:rFonts w:hint="eastAsia"/>
+              </w:rPr>
+              <w:t>我作为非物理专业的学生，知识储备不足以进行专业的</w:t>
+            </w:r>
+            <w:r>
+              <w:rPr>
+                <w:rFonts w:hint="eastAsia"/>
+              </w:rPr>
+              <w:t>理论分析</w:t>
+            </w:r>
+            <w:r>
+              <w:rPr>
+                <w:rFonts w:hint="eastAsia"/>
+              </w:rPr>
+              <w:t>。</w:t>
+            </w:r>
+          </w:p>
           <w:p/>
           <w:p>
             <w:pPr>
@@ -1084,7 +1312,6 @@
   <w:style w:type="character" w:default="1" w:styleId="a0">
     <w:name w:val="Default Paragraph Font"/>
     <w:uiPriority w:val="1"/>
-    <w:semiHidden/>
     <w:unhideWhenUsed/>
   </w:style>
   <w:style w:type="table" w:default="1" w:styleId="a1">
